--- a/output/word/what-is-delirium.docx
+++ b/output/word/what-is-delirium.docx
@@ -1003,7 +1003,7 @@
     <w:rPr>
       <w:rFonts w:ascii="Arial" w:hAnsi="Arial"/>
       <w:color w:val="102A43"/>
-      <w:sz w:val="22"/>
+      <w:sz w:val="24"/>
     </w:rPr>
   </w:style>
   <w:style w:type="paragraph" w:styleId="Header">
@@ -1539,7 +1539,7 @@
     </w:pPr>
     <w:rPr>
       <w:rFonts w:ascii="Arial" w:hAnsi="Arial"/>
-      <w:sz w:val="22"/>
+      <w:sz w:val="24"/>
     </w:rPr>
   </w:style>
   <w:style w:type="paragraph" w:styleId="ListBullet2">

--- a/output/word/what-is-delirium.docx
+++ b/output/word/what-is-delirium.docx
@@ -591,7 +591,7 @@
         <w:color w:val="334E68"/>
         <w:sz w:val="15"/>
       </w:rPr>
-      <w:t>deliriumdownloads.com · Template v0.9 · 7 August 2026 · Human clinical review required</w:t>
+      <w:t>deliriumdownloads.com · Template v0.9 · 8 August 2026 · Human clinical review required</w:t>
     </w:r>
     <w:r>
       <w:tab/>
